--- a/reports/methodology.docx
+++ b/reports/methodology.docx
@@ -28,7 +28,7 @@
     </w:p>
     <w:p>
       <w:r>
-        <w:t>This project is an independent governance analytics and civic-tech research platform based on publicly available information.</w:t>
+        <w:t>This platform is an independent civic-tech and governance analytics research project based on publicly available information and evidence-based analysis. It does not represent any political party, candidate, or government institution.</w:t>
       </w:r>
     </w:p>
     <w:p>
@@ -41,7 +41,12 @@
     </w:p>
     <w:p>
       <w:r>
-        <w:t>The platform uses an evidence ledger. Each row contains a person, role period, category, indicator, metric value where available, source id, evidence type, confidence score, and attribution note.</w:t>
+        <w:t>The platform uses two linked research datasets: an evidence ledger for scored governance indicators and a leadership journey timeline for full life-cycle candidate profiles.</w:t>
+      </w:r>
+    </w:p>
+    <w:p>
+      <w:r>
+        <w:t>The leadership journey schema is: candidate_name, life_stage, year_or_period, role_or_event, institution, sector, achievement, evidence, citation, impact_category, and impact_score.</w:t>
       </w:r>
     </w:p>
     <w:p>
